--- a/b6.docx
+++ b/b6.docx
@@ -44,54 +44,6 @@
           <w:bCs/>
         </w:rPr>
         <w:t>Nhập môn Công nghệ số &amp; Ứng dụng Trí tuệ nhân tạo</w:t>
-      </w:r>
-    </w:p>
-    <w:p>
-      <w:pPr>
-        <w:numPr>
-          <w:ilvl w:val="0"/>
-          <w:numId w:val="10"/>
-        </w:numPr>
-      </w:pPr>
-      <w:r>
-        <w:rPr>
-          <w:b/>
-          <w:bCs/>
-        </w:rPr>
-        <w:t>Họ và tên sinh viên:</w:t>
-      </w:r>
-      <w:r>
-        <w:t xml:space="preserve"> </w:t>
-      </w:r>
-      <w:r>
-        <w:t>Bùi</w:t>
-      </w:r>
-      <w:r>
-        <w:rPr>
-          <w:lang w:val="vi-VN"/>
-        </w:rPr>
-        <w:t xml:space="preserve"> Vũ Gia Huy</w:t>
-      </w:r>
-    </w:p>
-    <w:p>
-      <w:pPr>
-        <w:numPr>
-          <w:ilvl w:val="0"/>
-          <w:numId w:val="10"/>
-        </w:numPr>
-      </w:pPr>
-      <w:r>
-        <w:rPr>
-          <w:b/>
-          <w:bCs/>
-        </w:rPr>
-        <w:t>Mã số sinh viên:</w:t>
-      </w:r>
-      <w:r>
-        <w:t xml:space="preserve"> </w:t>
-      </w:r>
-      <w:r>
-        <w:t>25022672</w:t>
       </w:r>
     </w:p>
     <w:p>
@@ -429,7 +381,6 @@
                 <w:b/>
                 <w:bCs/>
               </w:rPr>
-              <w:lastRenderedPageBreak/>
               <w:t>Ưu điểm</w:t>
             </w:r>
           </w:p>
@@ -511,6 +462,7 @@
                 <w:b/>
                 <w:bCs/>
               </w:rPr>
+              <w:lastRenderedPageBreak/>
               <w:t>Nhược điểm</w:t>
             </w:r>
           </w:p>
@@ -712,7 +664,6 @@
     </w:p>
     <w:p>
       <w:r>
-        <w:lastRenderedPageBreak/>
         <w:t>Đầu ra của AI tuy đúng cấu trúc nhưng tồn tại hai điểm yếu lớn: Câu từ mang tính dịch thuật thô cứng (Word-by-word) không mượt mà trong tiếng Việt, và AI hoàn toàn bỏ qua bối cảnh đặc thù của thị trường Việt Nam (vốn có 95% là doanh nghiệp siêu nhỏ).</w:t>
       </w:r>
     </w:p>
@@ -755,6 +706,7 @@
           <w:b/>
           <w:bCs/>
         </w:rPr>
+        <w:lastRenderedPageBreak/>
         <w:t>Tích hợp tri thức:</w:t>
       </w:r>
       <w:r>
@@ -920,31 +872,31 @@
     </w:p>
     <w:p>
       <w:r>
-        <w:t xml:space="preserve">AI tạo sinh hoạt động bằng cách tổng hợp dữ liệu dựa trên xác suất từ hàng tỷ tài liệu có sẵn trên Internet. Khi AI đưa ra một câu trả lời xuất sắc, bản chất câu trả lời đó được xào xáo lại từ tri thức của nhiều học giả khác mà không hề có sự xin phép hay ghi nhận công lao của tác giả gốc. Do đó, việc sinh viên trích nguồn theo kiểu (ChatGPT, 2026) là sai bản chất học </w:t>
+        <w:t>AI tạo sinh hoạt động bằng cách tổng hợp dữ liệu dựa trên xác suất từ hàng tỷ tài liệu có sẵn trên Internet. Khi AI đưa ra một câu trả lời xuất sắc, bản chất câu trả lời đó được xào xáo lại từ tri thức của nhiều học giả khác mà không hề có sự xin phép hay ghi nhận công lao của tác giả gốc. Do đó, việc sinh viên trích nguồn theo kiểu (ChatGPT, 2026) là sai bản chất học thuật. Sinh viên phải có trách nhiệm truy vết từ câu trả lời của AI để tìm ra bài báo khoa học gốc (Original source) và trích dẫn tác giả con người thực sự của công trình đó.</w:t>
+      </w:r>
+    </w:p>
+    <w:p>
+      <w:pPr>
+        <w:rPr>
+          <w:b/>
+          <w:bCs/>
+        </w:rPr>
+      </w:pPr>
+      <w:r>
+        <w:rPr>
+          <w:b/>
+          <w:bCs/>
+        </w:rPr>
+        <w:t>3.3. Tác động đến quá trình học tập và phát triển kỹ năng</w:t>
+      </w:r>
+    </w:p>
+    <w:p>
+      <w:r>
+        <w:t xml:space="preserve">Sự phụ thuộc quá sớm vào AI tạo sinh giống như việc một đứa trẻ chưa biết đi đã sử dụng xe điện. Nó tạo ra một "ảo tưởng về năng lực" (Illusion of competence). Sinh viên nghĩ mình thông thái vì AI có thể tạo ra bài viết 10 điểm trong 5 giây, nhưng thực tế não bộ của sinh viên không hề diễn ra quá trình vật lộn tư duy để chuyển hóa thông tin thành kiến thức. Về </w:t>
       </w:r>
       <w:r>
         <w:lastRenderedPageBreak/>
-        <w:t>thuật. Sinh viên phải có trách nhiệm truy vết từ câu trả lời của AI để tìm ra bài báo khoa học gốc (Original source) và trích dẫn tác giả con người thực sự của công trình đó.</w:t>
-      </w:r>
-    </w:p>
-    <w:p>
-      <w:pPr>
-        <w:rPr>
-          <w:b/>
-          <w:bCs/>
-        </w:rPr>
-      </w:pPr>
-      <w:r>
-        <w:rPr>
-          <w:b/>
-          <w:bCs/>
-        </w:rPr>
-        <w:t>3.3. Tác động đến quá trình học tập và phát triển kỹ năng</w:t>
-      </w:r>
-    </w:p>
-    <w:p>
-      <w:r>
-        <w:t>Sự phụ thuộc quá sớm vào AI tạo sinh giống như việc một đứa trẻ chưa biết đi đã sử dụng xe điện. Nó tạo ra một "ảo tưởng về năng lực" (Illusion of competence). Sinh viên nghĩ mình thông thái vì AI có thể tạo ra bài viết 10 điểm trong 5 giây, nhưng thực tế não bộ của sinh viên không hề diễn ra quá trình vật lộn tư duy để chuyển hóa thông tin thành kiến thức. Về lâu dài, điều này sẽ làm xói mòn nghiêm trọng kỹ năng viết luận, tư duy phản biện (Critical thinking) và khả năng giải quyết các vấn đề phức tạp ngoài đời thực khi không có máy tính.</w:t>
+        <w:t>lâu dài, điều này sẽ làm xói mòn nghiêm trọng kỹ năng viết luận, tư duy phản biện (Critical thinking) và khả năng giải quyết các vấn đề phức tạp ngoài đời thực khi không có máy tính.</w:t>
       </w:r>
     </w:p>
     <w:p>
@@ -1155,7 +1107,6 @@
           <w:b/>
           <w:bCs/>
         </w:rPr>
-        <w:lastRenderedPageBreak/>
         <w:t>5.2. Nội dung chi tiết các khối trên Infographic</w:t>
       </w:r>
     </w:p>
@@ -1222,6 +1173,7 @@
           <w:i/>
           <w:iCs/>
         </w:rPr>
+        <w:lastRenderedPageBreak/>
         <w:t>Bên phải (Vùng Đỏ - GIAN LẬN):</w:t>
       </w:r>
       <w:r>
